--- a/certificate_template.docx
+++ b/certificate_template.docx
@@ -74,11 +74,12 @@
       </w:tblGrid>
       <w:tr>
         <w:trPr>
-          <w:trHeight w:val="3250"/>
+          <w:trHeight w:val="2850" w:hRule="exact"/>
         </w:trPr>
         <w:tc>
           <w:tcPr>
             <w:tcW w:w="5066" w:type="dxa"/>
+            <w:vMerge w:val="restart"/>
           </w:tcPr>
           <w:p>
             <w:pPr>
@@ -217,6 +218,7 @@
                 <w:szCs w:val="14"/>
                 <w:u w:val="single"/>
               </w:rPr>
+              <w:spacing w:line="180" w:lineRule="exact"/>
             </w:pPr>
             <w:r>
               <w:rPr>
@@ -236,17 +238,7 @@
                 <w:sz w:val="12"/>
                 <w:szCs w:val="12"/>
               </w:rPr>
-              <w:t xml:space="preserve">Фамилия    </w:t>
-            </w:r>
-            <w:proofErr w:type="gramStart"/>
-            <w:r>
-              <w:rPr>
-                <w:bCs/>
-                <w:iCs/>
-                <w:sz w:val="12"/>
-                <w:szCs w:val="12"/>
-              </w:rPr>
-              <w:t xml:space="preserve">  </w:t>
+              <w:t xml:space="preserve">Фамилия      </w:t>
             </w:r>
             <w:r>
               <w:rPr>
@@ -267,7 +259,6 @@
               </w:rPr>
               <w:t>{</w:t>
             </w:r>
-            <w:proofErr w:type="gramEnd"/>
             <w:r>
               <w:rPr>
                 <w:b/>
@@ -328,6 +319,7 @@
                 <w:szCs w:val="12"/>
                 <w:lang w:val="ru-RU" w:eastAsia="ru-RU"/>
               </w:rPr>
+              <w:spacing w:line="195" w:lineRule="exact"/>
             </w:pPr>
             <w:r>
               <w:rPr>
@@ -335,16 +327,7 @@
                 <w:szCs w:val="12"/>
                 <w:lang w:val="ru-RU" w:eastAsia="ru-RU"/>
               </w:rPr>
-              <w:t xml:space="preserve">                                                                          Имя           </w:t>
-            </w:r>
-            <w:proofErr w:type="gramStart"/>
-            <w:r>
-              <w:rPr>
-                <w:sz w:val="12"/>
-                <w:szCs w:val="12"/>
-                <w:lang w:val="ru-RU" w:eastAsia="ru-RU"/>
-              </w:rPr>
-              <w:t xml:space="preserve">   </w:t>
+              <w:t xml:space="preserve">                                                                          Имя              </w:t>
             </w:r>
             <w:r>
               <w:rPr>
@@ -355,7 +338,6 @@
               </w:rPr>
               <w:t>{</w:t>
             </w:r>
-            <w:proofErr w:type="gramEnd"/>
             <w:r>
               <w:rPr>
                 <w:b/>
@@ -393,6 +375,7 @@
                 <w:szCs w:val="8"/>
                 <w:lang w:val="ru-RU" w:eastAsia="ru-RU"/>
               </w:rPr>
+              <w:spacing w:line="180" w:lineRule="exact"/>
             </w:pPr>
             <w:r>
               <w:rPr>
@@ -400,16 +383,7 @@
                 <w:szCs w:val="12"/>
                 <w:lang w:val="ru-RU" w:eastAsia="ru-RU"/>
               </w:rPr>
-              <w:t xml:space="preserve">                                                                          Отчество  </w:t>
-            </w:r>
-            <w:proofErr w:type="gramStart"/>
-            <w:r>
-              <w:rPr>
-                <w:sz w:val="12"/>
-                <w:szCs w:val="12"/>
-                <w:lang w:val="ru-RU" w:eastAsia="ru-RU"/>
-              </w:rPr>
-              <w:t xml:space="preserve">   </w:t>
+              <w:t xml:space="preserve">                                                                          Отчество     </w:t>
             </w:r>
             <w:r>
               <w:rPr>
@@ -422,7 +396,6 @@
               </w:rPr>
               <w:t>{</w:t>
             </w:r>
-            <w:proofErr w:type="gramEnd"/>
             <w:r>
               <w:rPr>
                 <w:b/>
@@ -446,394 +419,180 @@
               <w:t>}</w:t>
             </w:r>
           </w:p>
-          <w:p>
-            <w:pPr>
-              <w:pStyle w:val="2"/>
-              <w:tabs>
-                <w:tab w:val="clear" w:pos="1440"/>
-                <w:tab w:val="left" w:pos="1414"/>
-              </w:tabs>
-              <w:ind w:left="-145"/>
-              <w:jc w:val="center"/>
-              <w:rPr>
-                <w:sz w:val="14"/>
-                <w:szCs w:val="14"/>
-                <w:lang w:val="ru-RU" w:eastAsia="ru-RU"/>
-              </w:rPr>
-            </w:pPr>
-            <w:r>
-              <w:rPr>
-                <w:sz w:val="14"/>
-                <w:szCs w:val="14"/>
-                <w:lang w:val="ru-RU" w:eastAsia="ru-RU"/>
-              </w:rPr>
-              <w:t xml:space="preserve">             </w:t>
-            </w:r>
-            <w:r>
-              <w:rPr>
-                <w:sz w:val="14"/>
-                <w:szCs w:val="14"/>
-                <w:lang w:val="ru-RU" w:eastAsia="ru-RU"/>
-              </w:rPr>
-              <w:t xml:space="preserve">                          </w:t>
-            </w:r>
-            <w:r>
-              <w:rPr>
-                <w:sz w:val="14"/>
-                <w:szCs w:val="14"/>
-                <w:lang w:val="ru-RU" w:eastAsia="ru-RU"/>
-              </w:rPr>
-              <w:t xml:space="preserve">         </w:t>
-            </w:r>
-          </w:p>
-          <w:p>
-            <w:pPr>
-              <w:pStyle w:val="2"/>
-              <w:tabs>
-                <w:tab w:val="clear" w:pos="1440"/>
-                <w:tab w:val="left" w:pos="1414"/>
-              </w:tabs>
-              <w:ind w:left="-145"/>
-              <w:jc w:val="center"/>
-              <w:rPr>
-                <w:sz w:val="15"/>
-                <w:szCs w:val="15"/>
-                <w:u w:val="single"/>
-                <w:lang w:val="ru-RU" w:eastAsia="ru-RU"/>
-              </w:rPr>
-            </w:pPr>
-            <w:r>
-              <w:rPr>
-                <w:sz w:val="14"/>
-                <w:szCs w:val="14"/>
-                <w:lang w:val="ru-RU" w:eastAsia="ru-RU"/>
-              </w:rPr>
-              <w:t xml:space="preserve">                            </w:t>
-            </w:r>
-            <w:r>
-              <w:rPr>
-                <w:sz w:val="14"/>
-                <w:szCs w:val="14"/>
-                <w:lang w:val="ru-RU" w:eastAsia="ru-RU"/>
-              </w:rPr>
-              <w:t xml:space="preserve">     </w:t>
-            </w:r>
-            <w:r>
-              <w:rPr>
-                <w:sz w:val="14"/>
-                <w:szCs w:val="14"/>
-                <w:lang w:val="ru-RU" w:eastAsia="ru-RU"/>
-              </w:rPr>
-              <w:t xml:space="preserve">          </w:t>
-            </w:r>
-            <w:r>
-              <w:rPr>
-                <w:sz w:val="14"/>
-                <w:szCs w:val="14"/>
-                <w:lang w:val="ru-RU" w:eastAsia="ru-RU"/>
-              </w:rPr>
-              <w:t xml:space="preserve">                </w:t>
-            </w:r>
-            <w:r>
-              <w:rPr>
-                <w:sz w:val="14"/>
-                <w:szCs w:val="14"/>
-                <w:lang w:val="ru-RU" w:eastAsia="ru-RU"/>
-              </w:rPr>
-              <w:t xml:space="preserve">    </w:t>
-            </w:r>
-          </w:p>
-          <w:p>
-            <w:pPr>
-              <w:pStyle w:val="2"/>
-              <w:tabs>
-                <w:tab w:val="clear" w:pos="1440"/>
-                <w:tab w:val="left" w:pos="1414"/>
-              </w:tabs>
-              <w:ind w:left="-145"/>
-              <w:jc w:val="center"/>
-              <w:rPr>
-                <w:sz w:val="14"/>
-                <w:szCs w:val="14"/>
-                <w:u w:val="single"/>
-                <w:lang w:val="ru-RU" w:eastAsia="ru-RU"/>
-              </w:rPr>
-            </w:pPr>
-            <w:r>
-              <w:rPr>
-                <w:sz w:val="15"/>
-                <w:szCs w:val="15"/>
-                <w:lang w:val="ru-RU" w:eastAsia="ru-RU"/>
-              </w:rPr>
-              <w:t xml:space="preserve">       </w:t>
-            </w:r>
-            <w:r>
-              <w:rPr>
-                <w:sz w:val="15"/>
-                <w:szCs w:val="15"/>
-                <w:lang w:val="ru-RU" w:eastAsia="ru-RU"/>
-              </w:rPr>
-              <w:t xml:space="preserve">                            </w:t>
-            </w:r>
-            <w:r>
-              <w:rPr>
-                <w:sz w:val="15"/>
-                <w:szCs w:val="15"/>
-                <w:lang w:val="ru-RU" w:eastAsia="ru-RU"/>
-              </w:rPr>
-              <w:t xml:space="preserve"> </w:t>
-            </w:r>
-            <w:r>
-              <w:rPr>
-                <w:sz w:val="15"/>
-                <w:szCs w:val="15"/>
-                <w:lang w:val="ru-RU" w:eastAsia="ru-RU"/>
-              </w:rPr>
-              <w:t xml:space="preserve">   </w:t>
-            </w:r>
-            <w:r>
-              <w:rPr>
-                <w:sz w:val="15"/>
-                <w:szCs w:val="15"/>
-                <w:lang w:val="ru-RU" w:eastAsia="ru-RU"/>
-              </w:rPr>
-              <w:t xml:space="preserve">      </w:t>
-            </w:r>
-            <w:r>
-              <w:rPr>
-                <w:sz w:val="15"/>
-                <w:szCs w:val="15"/>
-                <w:lang w:val="ru-RU" w:eastAsia="ru-RU"/>
-              </w:rPr>
-              <w:t xml:space="preserve">    </w:t>
-            </w:r>
-            <w:r>
-              <w:rPr>
-                <w:sz w:val="15"/>
-                <w:szCs w:val="15"/>
-                <w:u w:val="single"/>
-                <w:lang w:val="ru-RU" w:eastAsia="ru-RU"/>
-              </w:rPr>
-              <w:t>{</w:t>
-            </w:r>
-            <w:r>
-              <w:rPr>
-                <w:sz w:val="15"/>
-                <w:szCs w:val="15"/>
-                <w:u w:val="single"/>
-                <w:lang w:val="en-US" w:eastAsia="ru-RU"/>
-              </w:rPr>
-              <w:t>position</w:t>
-            </w:r>
-            <w:r>
-              <w:rPr>
-                <w:sz w:val="15"/>
-                <w:szCs w:val="15"/>
-                <w:u w:val="single"/>
-                <w:lang w:val="ru-RU" w:eastAsia="ru-RU"/>
-              </w:rPr>
-              <w:t>}</w:t>
-            </w:r>
-            <w:r>
-              <w:rPr>
-                <w:sz w:val="15"/>
-                <w:szCs w:val="15"/>
-                <w:u w:val="single"/>
-                <w:lang w:val="ru-RU" w:eastAsia="ru-RU"/>
-              </w:rPr>
-              <w:t xml:space="preserve"> </w:t>
-            </w:r>
-            <w:r>
-              <w:rPr>
-                <w:sz w:val="15"/>
-                <w:szCs w:val="15"/>
-                <w:u w:val="single"/>
-                <w:lang w:val="ru-RU" w:eastAsia="ru-RU"/>
-              </w:rPr>
-              <w:t xml:space="preserve"> </w:t>
-            </w:r>
-            <w:r>
-              <w:rPr>
-                <w:sz w:val="14"/>
-                <w:szCs w:val="14"/>
-                <w:u w:val="single"/>
-                <w:lang w:val="ru-RU" w:eastAsia="ru-RU"/>
-              </w:rPr>
-              <w:t xml:space="preserve"> </w:t>
-            </w:r>
-            <w:r>
-              <w:rPr>
-                <w:sz w:val="14"/>
-                <w:szCs w:val="14"/>
-                <w:u w:val="single"/>
-                <w:lang w:val="ru-RU" w:eastAsia="ru-RU"/>
-              </w:rPr>
-              <w:t xml:space="preserve"> </w:t>
-            </w:r>
-            <w:r>
-              <w:rPr>
-                <w:sz w:val="14"/>
-                <w:szCs w:val="14"/>
-                <w:u w:val="single"/>
-                <w:lang w:val="ru-RU" w:eastAsia="ru-RU"/>
-              </w:rPr>
-              <w:t xml:space="preserve"> </w:t>
-            </w:r>
-          </w:p>
-          <w:p>
-            <w:pPr>
-              <w:pStyle w:val="2"/>
-              <w:rPr>
-                <w:sz w:val="8"/>
-                <w:szCs w:val="8"/>
-                <w:lang w:val="ru-RU" w:eastAsia="ru-RU"/>
-              </w:rPr>
-            </w:pPr>
-            <w:r>
-              <w:rPr>
-                <w:sz w:val="12"/>
-                <w:szCs w:val="12"/>
-                <w:lang w:val="ru-RU" w:eastAsia="ru-RU"/>
-              </w:rPr>
-              <w:t xml:space="preserve">                                                                                                  </w:t>
-            </w:r>
-            <w:r>
-              <w:rPr>
-                <w:sz w:val="8"/>
-                <w:szCs w:val="8"/>
-                <w:lang w:val="ru-RU" w:eastAsia="ru-RU"/>
-              </w:rPr>
-              <w:t>(профессия должность)</w:t>
-            </w:r>
-          </w:p>
-          <w:p>
-            <w:pPr>
-              <w:pStyle w:val="2"/>
-              <w:rPr>
-                <w:sz w:val="8"/>
-                <w:szCs w:val="8"/>
-                <w:lang w:val="ru-RU" w:eastAsia="ru-RU"/>
-              </w:rPr>
-            </w:pPr>
-          </w:p>
-          <w:p>
-            <w:pPr>
-              <w:jc w:val="center"/>
-              <w:rPr>
-                <w:b/>
-                <w:bCs/>
-                <w:sz w:val="14"/>
-                <w:szCs w:val="14"/>
-                <w:u w:val="single"/>
-              </w:rPr>
-            </w:pPr>
-            <w:r>
-              <w:rPr>
-                <w:b/>
-                <w:bCs/>
-                <w:sz w:val="14"/>
-                <w:szCs w:val="14"/>
-              </w:rPr>
-              <w:t xml:space="preserve">                                  </w:t>
-            </w:r>
-            <w:r>
-              <w:rPr>
-                <w:b/>
-                <w:bCs/>
-                <w:sz w:val="14"/>
-                <w:szCs w:val="14"/>
-              </w:rPr>
-              <w:t xml:space="preserve">       </w:t>
-            </w:r>
-            <w:r>
-              <w:rPr>
-                <w:b/>
-                <w:bCs/>
-                <w:sz w:val="14"/>
-                <w:szCs w:val="14"/>
-              </w:rPr>
-              <w:t xml:space="preserve">      </w:t>
-            </w:r>
-            <w:r>
-              <w:rPr>
-                <w:b/>
-                <w:bCs/>
-                <w:sz w:val="14"/>
-                <w:szCs w:val="14"/>
-              </w:rPr>
-              <w:t xml:space="preserve"> </w:t>
-            </w:r>
-            <w:r>
-              <w:rPr>
-                <w:b/>
-                <w:bCs/>
-                <w:sz w:val="14"/>
-                <w:szCs w:val="14"/>
-                <w:u w:val="single"/>
-              </w:rPr>
-              <w:t xml:space="preserve"> </w:t>
-            </w:r>
-            <w:r>
-              <w:rPr>
-                <w:b/>
-                <w:bCs/>
-                <w:sz w:val="14"/>
-                <w:szCs w:val="14"/>
-                <w:u w:val="single"/>
-              </w:rPr>
-              <w:t>{</w:t>
-            </w:r>
-            <w:r>
-              <w:rPr>
-                <w:b/>
-                <w:bCs/>
-                <w:sz w:val="14"/>
-                <w:szCs w:val="14"/>
-                <w:u w:val="single"/>
-                <w:lang w:val="en-US"/>
-              </w:rPr>
-              <w:t>org</w:t>
-            </w:r>
-            <w:r>
-              <w:rPr>
-                <w:b/>
-                <w:bCs/>
-                <w:sz w:val="14"/>
-                <w:szCs w:val="14"/>
-                <w:u w:val="single"/>
-              </w:rPr>
-              <w:t>}</w:t>
-            </w:r>
-          </w:p>
-          <w:p>
-            <w:pPr>
-              <w:pStyle w:val="2"/>
-              <w:rPr>
-                <w:b/>
-                <w:sz w:val="8"/>
-                <w:szCs w:val="8"/>
-                <w:lang w:val="ru-RU" w:eastAsia="ru-RU"/>
-              </w:rPr>
-            </w:pPr>
-            <w:r>
-              <w:rPr>
-                <w:b/>
-                <w:sz w:val="14"/>
-                <w:szCs w:val="14"/>
-                <w:lang w:val="ru-RU" w:eastAsia="ru-RU"/>
-              </w:rPr>
-              <w:t xml:space="preserve">                                                                                        </w:t>
-            </w:r>
-            <w:r>
-              <w:rPr>
-                <w:b/>
-                <w:sz w:val="8"/>
-                <w:szCs w:val="8"/>
-                <w:lang w:val="ru-RU" w:eastAsia="ru-RU"/>
-              </w:rPr>
-              <w:t>(организация)</w:t>
-            </w:r>
-          </w:p>
+          <w:tbl>
+            <w:tblPr>
+              <w:tblW w:w="2877" w:type="dxa"/>
+              <w:tblInd w:w="1973" w:type="dxa"/>
+              <w:tblBorders>
+                <w:top w:val="nil"/>
+                <w:left w:val="nil"/>
+                <w:bottom w:val="nil"/>
+                <w:right w:val="nil"/>
+                <w:insideH w:val="nil"/>
+                <w:insideV w:val="nil"/>
+              </w:tblBorders>
+              <w:tblLayout w:type="fixed"/>
+              <w:tblCellMar>
+                <w:top w:w="0" w:type="dxa"/>
+                <w:left w:w="0" w:type="dxa"/>
+                <w:bottom w:w="0" w:type="dxa"/>
+                <w:right w:w="0" w:type="dxa"/>
+              </w:tblCellMar>
+              <w:tblLook w:val="0000"/>
+            </w:tblPr>
+            <w:tblGrid>
+              <w:gridCol w:w="2877"/>
+            </w:tblGrid>
+            <w:tr>
+              <w:trPr>
+                <w:trHeight w:val="945" w:hRule="exact"/>
+              </w:trPr>
+              <w:tc>
+                <w:tcPr>
+                  <w:tcW w:w="2877" w:type="dxa"/>
+                  <w:vAlign w:val="bottom"/>
+                </w:tcPr>
+                <w:p>
+                  <w:pPr>
+                    <w:pStyle w:val="2"/>
+                    <w:ind w:left="0" w:right="0"/>
+                    <w:jc w:val="center"/>
+                    <w:rPr>
+                      <w:sz w:val="14"/>
+                      <w:szCs w:val="14"/>
+                      <w:u w:val="single"/>
+                      <w:lang w:val="ru-RU" w:eastAsia="ru-RU"/>
+                    </w:rPr>
+                  </w:pPr>
+                  <w:r>
+                    <w:rPr>
+                      <w:sz w:val="15"/>
+                      <w:szCs w:val="15"/>
+                      <w:u w:val="single"/>
+                      <w:lang w:val="ru-RU" w:eastAsia="ru-RU"/>
+                    </w:rPr>
+                    <w:t>{</w:t>
+                  </w:r>
+                  <w:r>
+                    <w:rPr>
+                      <w:sz w:val="15"/>
+                      <w:szCs w:val="15"/>
+                      <w:u w:val="single"/>
+                      <w:lang w:val="en-US" w:eastAsia="ru-RU"/>
+                    </w:rPr>
+                    <w:t>position</w:t>
+                  </w:r>
+                  <w:r>
+                    <w:rPr>
+                      <w:sz w:val="15"/>
+                      <w:szCs w:val="15"/>
+                      <w:u w:val="single"/>
+                      <w:lang w:val="ru-RU" w:eastAsia="ru-RU"/>
+                    </w:rPr>
+                    <w:t>}</w:t>
+                  </w:r>
+                </w:p>
+                <w:p>
+                  <w:pPr>
+                    <w:pStyle w:val="2"/>
+                    <w:ind w:left="0" w:right="0"/>
+                    <w:jc w:val="center"/>
+                    <w:rPr>
+                      <w:sz w:val="8"/>
+                      <w:szCs w:val="8"/>
+                      <w:lang w:val="ru-RU" w:eastAsia="ru-RU"/>
+                    </w:rPr>
+                  </w:pPr>
+                  <w:r>
+                    <w:rPr>
+                      <w:sz w:val="8"/>
+                      <w:szCs w:val="8"/>
+                      <w:lang w:val="ru-RU" w:eastAsia="ru-RU"/>
+                    </w:rPr>
+                    <w:t>(профессия должность)</w:t>
+                  </w:r>
+                </w:p>
+                <w:p>
+                  <w:pPr>
+                    <w:pStyle w:val="2"/>
+                    <w:ind w:left="0" w:right="0"/>
+                    <w:jc w:val="center"/>
+                    <w:rPr>
+                      <w:sz w:val="8"/>
+                      <w:szCs w:val="8"/>
+                      <w:lang w:val="ru-RU" w:eastAsia="ru-RU"/>
+                    </w:rPr>
+                  </w:pPr>
+                </w:p>
+                <w:p>
+                  <w:pPr>
+                    <w:ind w:left="0" w:right="0"/>
+                    <w:jc w:val="center"/>
+                    <w:rPr>
+                      <w:b/>
+                      <w:bCs/>
+                      <w:sz w:val="14"/>
+                      <w:szCs w:val="14"/>
+                      <w:u w:val="single"/>
+                    </w:rPr>
+                  </w:pPr>
+                  <w:r>
+                    <w:rPr>
+                      <w:b/>
+                      <w:bCs/>
+                      <w:sz w:val="14"/>
+                      <w:szCs w:val="14"/>
+                      <w:u w:val="single"/>
+                    </w:rPr>
+                    <w:t>{</w:t>
+                  </w:r>
+                  <w:r>
+                    <w:rPr>
+                      <w:b/>
+                      <w:bCs/>
+                      <w:sz w:val="14"/>
+                      <w:szCs w:val="14"/>
+                      <w:u w:val="single"/>
+                      <w:lang w:val="en-US"/>
+                    </w:rPr>
+                    <w:t>org</w:t>
+                  </w:r>
+                  <w:r>
+                    <w:rPr>
+                      <w:b/>
+                      <w:bCs/>
+                      <w:sz w:val="14"/>
+                      <w:szCs w:val="14"/>
+                      <w:u w:val="single"/>
+                    </w:rPr>
+                    <w:t>}</w:t>
+                  </w:r>
+                </w:p>
+                <w:p>
+                  <w:pPr>
+                    <w:pStyle w:val="2"/>
+                    <w:ind w:left="0" w:right="0"/>
+                    <w:jc w:val="center"/>
+                    <w:rPr>
+                      <w:b/>
+                      <w:sz w:val="8"/>
+                      <w:szCs w:val="8"/>
+                      <w:lang w:val="ru-RU" w:eastAsia="ru-RU"/>
+                    </w:rPr>
+                  </w:pPr>
+                  <w:r>
+                    <w:rPr>
+                      <w:b/>
+                      <w:sz w:val="8"/>
+                      <w:szCs w:val="8"/>
+                      <w:lang w:val="ru-RU" w:eastAsia="ru-RU"/>
+                    </w:rPr>
+                    <w:t>(организация)</w:t>
+                  </w:r>
+                </w:p>
+              </w:tc>
+            </w:tr>
+          </w:tbl>
           <w:p>
             <w:pPr>
               <w:pStyle w:val="2"/>
@@ -1183,23 +942,7 @@
                 <w:sz w:val="12"/>
                 <w:szCs w:val="12"/>
               </w:rPr>
-              <w:t xml:space="preserve">                                                                       Дата </w:t>
-            </w:r>
-            <w:proofErr w:type="gramStart"/>
-            <w:r>
-              <w:rPr>
-                <w:sz w:val="12"/>
-                <w:szCs w:val="12"/>
-              </w:rPr>
-              <w:t>выдачи</w:t>
-            </w:r>
-            <w:proofErr w:type="gramEnd"/>
-            <w:r>
-              <w:rPr>
-                <w:sz w:val="12"/>
-                <w:szCs w:val="12"/>
-              </w:rPr>
-              <w:t xml:space="preserve">                    Действительно до</w:t>
+              <w:t xml:space="preserve">                                                                       Дата выдачи                    Действительно до</w:t>
             </w:r>
           </w:p>
           <w:p>
@@ -1286,7 +1029,6 @@
               </w:rPr>
               <w:t>_</w:t>
             </w:r>
-            <w:proofErr w:type="gramStart"/>
             <w:r>
               <w:rPr>
                 <w:sz w:val="12"/>
@@ -1316,7 +1058,6 @@
               </w:rPr>
               <w:t xml:space="preserve">  </w:t>
             </w:r>
-            <w:proofErr w:type="gramEnd"/>
             <w:r>
               <w:rPr>
                 <w:sz w:val="12"/>
@@ -1589,6 +1330,9 @@
         <w:tc>
           <w:tcPr>
             <w:tcW w:w="4961" w:type="dxa"/>
+            <w:tcBorders>
+              <w:bottom w:val="nil"/>
+            </w:tcBorders>
           </w:tcPr>
           <w:p>
             <w:pPr>
@@ -1844,7 +1588,31 @@
                 <w:sz w:val="12"/>
                 <w:szCs w:val="12"/>
               </w:rPr>
-              <w:t xml:space="preserve"> {</w:t>
+              <w:t xml:space="preserve"> </w:t>
+            </w:r>
+            <w:r>
+              <w:rPr>
+                <w:b/>
+                <w:sz w:val="12"/>
+                <w:szCs w:val="12"/>
+              </w:rPr>
+              <w:t>в качеств</w:t>
+            </w:r>
+            <w:r>
+              <w:rPr>
+                <w:b/>
+                <w:sz w:val="12"/>
+                <w:szCs w:val="12"/>
+              </w:rPr>
+              <w:t xml:space="preserve">е </w:t>
+            </w:r>
+            <w:r>
+              <w:rPr>
+                <w:b/>
+                <w:sz w:val="12"/>
+                <w:szCs w:val="12"/>
+              </w:rPr>
+              <w:t>{</w:t>
             </w:r>
             <w:r>
               <w:rPr>
@@ -1968,21 +1736,12 @@
                 <w:szCs w:val="12"/>
               </w:rPr>
             </w:pPr>
-            <w:proofErr w:type="gramStart"/>
-            <w:r>
-              <w:rPr>
-                <w:sz w:val="12"/>
-                <w:szCs w:val="12"/>
-              </w:rPr>
-              <w:t xml:space="preserve">Основание:   </w:t>
-            </w:r>
-            <w:proofErr w:type="gramEnd"/>
-            <w:r>
-              <w:rPr>
-                <w:sz w:val="12"/>
-                <w:szCs w:val="12"/>
-              </w:rPr>
-              <w:t xml:space="preserve">           протокол №  </w:t>
+            <w:r>
+              <w:rPr>
+                <w:sz w:val="12"/>
+                <w:szCs w:val="12"/>
+              </w:rPr>
+              <w:t xml:space="preserve">Основание:              протокол №  </w:t>
             </w:r>
             <w:r>
               <w:rPr>
@@ -2076,6 +1835,26 @@
               <w:t>}</w:t>
             </w:r>
           </w:p>
+        </w:tc>
+      </w:tr>
+      <w:tr>
+        <w:trPr>
+          <w:trHeight w:val="765" w:hRule="exact"/>
+        </w:trPr>
+        <w:tc>
+          <w:tcPr>
+            <w:tcW w:w="5066" w:type="dxa"/>
+            <w:vMerge/>
+          </w:tcPr>
+          <w:p/>
+        </w:tc>
+        <w:tc>
+          <w:tcPr>
+            <w:tcW w:w="4961" w:type="dxa"/>
+            <w:tcBorders>
+              <w:top w:val="nil"/>
+            </w:tcBorders>
+          </w:tcPr>
           <w:p>
             <w:pPr>
               <w:tabs>
@@ -2086,116 +1865,6 @@
                 <w:szCs w:val="12"/>
               </w:rPr>
             </w:pPr>
-          </w:p>
-          <w:p>
-            <w:pPr>
-              <w:tabs>
-                <w:tab w:val="left" w:pos="3093"/>
-              </w:tabs>
-              <w:rPr>
-                <w:sz w:val="12"/>
-                <w:szCs w:val="12"/>
-              </w:rPr>
-            </w:pPr>
-          </w:p>
-          <w:p>
-            <w:pPr>
-              <w:tabs>
-                <w:tab w:val="left" w:pos="3093"/>
-              </w:tabs>
-              <w:rPr>
-                <w:sz w:val="12"/>
-                <w:szCs w:val="12"/>
-              </w:rPr>
-            </w:pPr>
-          </w:p>
-          <w:p>
-            <w:pPr>
-              <w:tabs>
-                <w:tab w:val="left" w:pos="3093"/>
-              </w:tabs>
-              <w:rPr>
-                <w:sz w:val="12"/>
-                <w:szCs w:val="12"/>
-              </w:rPr>
-            </w:pPr>
-          </w:p>
-          <w:p>
-            <w:pPr>
-              <w:tabs>
-                <w:tab w:val="left" w:pos="3093"/>
-              </w:tabs>
-              <w:rPr>
-                <w:sz w:val="12"/>
-                <w:szCs w:val="12"/>
-              </w:rPr>
-            </w:pPr>
-          </w:p>
-          <w:p>
-            <w:pPr>
-              <w:tabs>
-                <w:tab w:val="left" w:pos="3093"/>
-              </w:tabs>
-              <w:rPr>
-                <w:sz w:val="12"/>
-                <w:szCs w:val="12"/>
-              </w:rPr>
-            </w:pPr>
-          </w:p>
-          <w:p>
-            <w:pPr>
-              <w:tabs>
-                <w:tab w:val="left" w:pos="3093"/>
-              </w:tabs>
-              <w:rPr>
-                <w:sz w:val="12"/>
-                <w:szCs w:val="12"/>
-              </w:rPr>
-            </w:pPr>
-          </w:p>
-          <w:p>
-            <w:pPr>
-              <w:tabs>
-                <w:tab w:val="left" w:pos="3093"/>
-              </w:tabs>
-              <w:rPr>
-                <w:sz w:val="12"/>
-                <w:szCs w:val="12"/>
-              </w:rPr>
-            </w:pPr>
-          </w:p>
-          <w:p>
-            <w:pPr>
-              <w:tabs>
-                <w:tab w:val="left" w:pos="3093"/>
-              </w:tabs>
-              <w:rPr>
-                <w:sz w:val="12"/>
-                <w:szCs w:val="12"/>
-              </w:rPr>
-            </w:pPr>
-          </w:p>
-          <w:p>
-            <w:pPr>
-              <w:tabs>
-                <w:tab w:val="left" w:pos="3093"/>
-              </w:tabs>
-              <w:rPr>
-                <w:sz w:val="12"/>
-                <w:szCs w:val="12"/>
-              </w:rPr>
-            </w:pPr>
-          </w:p>
-          <w:p>
-            <w:pPr>
-              <w:tabs>
-                <w:tab w:val="left" w:pos="3093"/>
-              </w:tabs>
-              <w:rPr>
-                <w:sz w:val="12"/>
-                <w:szCs w:val="12"/>
-              </w:rPr>
-            </w:pPr>
             <w:r>
               <w:rPr>
                 <w:sz w:val="12"/>
@@ -2263,21 +1932,12 @@
               </w:rPr>
               <w:t xml:space="preserve">                                                         (</w:t>
             </w:r>
-            <w:proofErr w:type="gramStart"/>
             <w:r>
               <w:rPr>
                 <w:sz w:val="10"/>
                 <w:szCs w:val="10"/>
               </w:rPr>
-              <w:t xml:space="preserve">подпись)   </w:t>
-            </w:r>
-            <w:proofErr w:type="gramEnd"/>
-            <w:r>
-              <w:rPr>
-                <w:sz w:val="10"/>
-                <w:szCs w:val="10"/>
-              </w:rPr>
-              <w:t xml:space="preserve">                                 (фамилия, инициалы)</w:t>
+              <w:t>подпись)                                    (фамилия, инициалы)</w:t>
             </w:r>
             <w:r>
               <w:rPr>
